--- a/templates/法人谈话笔录（因工外出案件）.docx
+++ b/templates/法人谈话笔录（因工外出案件）.docx
@@ -583,7 +583,7 @@
           <w:szCs w:val="30"/>
           <w:u w:val="single"/>
         </w:rPr>
-        <w:t xml:space="preserve">答：听清楚了，不申请回避。                                      </w:t>
+        <w:t xml:space="preserve">答：听清楚了，不申请回避。       </w:t>
       </w:r>
     </w:p>
     <w:p>
@@ -594,7 +594,7 @@
         </w:tabs>
         <w:spacing w:line="520" w:lineRule="exact"/>
         <w:rPr>
-          <w:rFonts w:hAnsi="宋体" w:cs="宋体"/>
+          <w:rFonts w:hAnsi="宋体" w:cs="宋体" w:hint="eastAsia"/>
           <w:sz w:val="30"/>
           <w:szCs w:val="30"/>
           <w:u w:val="single"/>
@@ -631,6 +631,30 @@
           <w:szCs w:val="30"/>
           <w:u w:val="single"/>
         </w:rPr>
+        <w:t>答：{自我介绍}</w:t>
+      </w:r>
+    </w:p>
+    <w:p>
+      <w:pPr>
+        <w:pStyle w:val="a3"/>
+        <w:tabs>
+          <w:tab w:val="left" w:pos="142"/>
+        </w:tabs>
+        <w:spacing w:line="520" w:lineRule="exact"/>
+        <w:rPr>
+          <w:rFonts w:hAnsi="宋体" w:cs="宋体"/>
+          <w:sz w:val="30"/>
+          <w:szCs w:val="30"/>
+          <w:u w:val="single"/>
+        </w:rPr>
+      </w:pPr>
+      <w:r>
+        <w:rPr>
+          <w:rFonts w:hAnsi="宋体" w:cs="宋体" w:hint="eastAsia"/>
+          <w:sz w:val="30"/>
+          <w:szCs w:val="30"/>
+          <w:u w:val="single"/>
+        </w:rPr>
         <w:t>问：请问你认识</w:t>
       </w:r>
       <w:r>
@@ -670,6 +694,7 @@
           <w:szCs w:val="30"/>
           <w:u w:val="single"/>
         </w:rPr>
+        <w:lastRenderedPageBreak/>
         <w:t>答：认识的，</w:t>
       </w:r>
       <w:r>
@@ -709,310 +734,310 @@
           <w:szCs w:val="30"/>
           <w:u w:val="single"/>
         </w:rPr>
+        <w:t>问：你们公司和</w:t>
+      </w:r>
+      <w:r>
+        <w:rPr>
+          <w:rFonts w:hAnsi="宋体" w:cs="宋体" w:hint="eastAsia"/>
+          <w:sz w:val="30"/>
+          <w:szCs w:val="30"/>
+          <w:u w:val="single"/>
+        </w:rPr>
+        <w:t>{受伤职工}</w:t>
+      </w:r>
+      <w:r>
+        <w:rPr>
+          <w:rFonts w:hAnsi="宋体" w:cs="宋体" w:hint="eastAsia"/>
+          <w:sz w:val="30"/>
+          <w:szCs w:val="30"/>
+          <w:u w:val="single"/>
+        </w:rPr>
+        <w:t>有签订劳动合同吗？</w:t>
+      </w:r>
+    </w:p>
+    <w:p>
+      <w:pPr>
+        <w:pStyle w:val="a3"/>
+        <w:spacing w:line="520" w:lineRule="exact"/>
+        <w:rPr>
+          <w:rFonts w:hAnsi="宋体" w:cs="宋体"/>
+          <w:sz w:val="30"/>
+          <w:szCs w:val="30"/>
+          <w:u w:val="single"/>
+        </w:rPr>
+      </w:pPr>
+      <w:r>
+        <w:rPr>
+          <w:rFonts w:hAnsi="宋体" w:cs="宋体" w:hint="eastAsia"/>
+          <w:sz w:val="30"/>
+          <w:szCs w:val="30"/>
+          <w:u w:val="single"/>
+        </w:rPr>
+        <w:t>答：是的，他是我们公司的业务经理。双方签有书面劳动合同，公司也依法为他参加了工伤保险。</w:t>
+      </w:r>
+    </w:p>
+    <w:p>
+      <w:pPr>
+        <w:pStyle w:val="a3"/>
+        <w:spacing w:line="520" w:lineRule="exact"/>
+        <w:rPr>
+          <w:rFonts w:hAnsi="宋体" w:cs="宋体"/>
+          <w:sz w:val="30"/>
+          <w:szCs w:val="30"/>
+          <w:u w:val="single"/>
+        </w:rPr>
+      </w:pPr>
+      <w:r>
+        <w:rPr>
+          <w:rFonts w:hAnsi="宋体" w:cs="宋体" w:hint="eastAsia"/>
+          <w:sz w:val="30"/>
+          <w:szCs w:val="30"/>
+          <w:u w:val="single"/>
+        </w:rPr>
+        <w:t>问：XXXX年XX月XX日至XX日期间，</w:t>
+      </w:r>
+      <w:r>
+        <w:rPr>
+          <w:rFonts w:hAnsi="宋体" w:cs="宋体" w:hint="eastAsia"/>
+          <w:sz w:val="30"/>
+          <w:szCs w:val="30"/>
+          <w:u w:val="single"/>
+        </w:rPr>
+        <w:t>{受伤职工}</w:t>
+      </w:r>
+      <w:r>
+        <w:rPr>
+          <w:rFonts w:hAnsi="宋体" w:cs="宋体" w:hint="eastAsia"/>
+          <w:sz w:val="30"/>
+          <w:szCs w:val="30"/>
+          <w:u w:val="single"/>
+        </w:rPr>
+        <w:t>是否因公外出？此次外出的任务是什么？</w:t>
+      </w:r>
+    </w:p>
+    <w:p>
+      <w:pPr>
+        <w:pStyle w:val="a3"/>
+        <w:spacing w:line="520" w:lineRule="exact"/>
+        <w:rPr>
+          <w:rFonts w:hAnsi="宋体" w:cs="宋体"/>
+          <w:sz w:val="30"/>
+          <w:szCs w:val="30"/>
+          <w:u w:val="single"/>
+        </w:rPr>
+      </w:pPr>
+      <w:r>
+        <w:rPr>
+          <w:rFonts w:hAnsi="宋体" w:cs="宋体" w:hint="eastAsia"/>
+          <w:sz w:val="30"/>
+          <w:szCs w:val="30"/>
+          <w:u w:val="single"/>
+        </w:rPr>
+        <w:t>答：是的。根据公司的安排，他于上述期间出差前往【某市】，此次外出的工作任务是与客户【某公司名称】洽谈【某项目名称】的合作协议。</w:t>
+      </w:r>
+    </w:p>
+    <w:p>
+      <w:pPr>
+        <w:pStyle w:val="a3"/>
+        <w:spacing w:line="520" w:lineRule="exact"/>
+        <w:rPr>
+          <w:rFonts w:hAnsi="宋体" w:cs="宋体"/>
+          <w:sz w:val="30"/>
+          <w:szCs w:val="30"/>
+          <w:u w:val="single"/>
+        </w:rPr>
+      </w:pPr>
+      <w:r>
+        <w:rPr>
+          <w:rFonts w:hAnsi="宋体" w:cs="宋体" w:hint="eastAsia"/>
+          <w:sz w:val="30"/>
+          <w:szCs w:val="30"/>
+          <w:u w:val="single"/>
+        </w:rPr>
+        <w:t>问：此次外出是职工个人行为还是公司指派的公务？有何依据？</w:t>
+      </w:r>
+    </w:p>
+    <w:p>
+      <w:pPr>
+        <w:pStyle w:val="a3"/>
+        <w:spacing w:line="520" w:lineRule="exact"/>
+        <w:rPr>
+          <w:rFonts w:hAnsi="宋体" w:cs="宋体"/>
+          <w:sz w:val="30"/>
+          <w:szCs w:val="30"/>
+          <w:u w:val="single"/>
+        </w:rPr>
+      </w:pPr>
+      <w:r>
+        <w:rPr>
+          <w:rFonts w:hAnsi="宋体" w:cs="宋体" w:hint="eastAsia"/>
+          <w:sz w:val="30"/>
+          <w:szCs w:val="30"/>
+          <w:u w:val="single"/>
+        </w:rPr>
+        <w:t>答：完全是公司指派的公务。 公司有正式的出差审批单，并且他出差结束后需要凭交通票据和住宿发票回公司报销差旅费用，这些都可以证明。</w:t>
+      </w:r>
+    </w:p>
+    <w:p>
+      <w:pPr>
+        <w:pStyle w:val="a3"/>
+        <w:spacing w:line="520" w:lineRule="exact"/>
+        <w:rPr>
+          <w:rFonts w:hAnsi="宋体" w:cs="宋体"/>
+          <w:sz w:val="30"/>
+          <w:szCs w:val="30"/>
+          <w:u w:val="single"/>
+        </w:rPr>
+      </w:pPr>
+      <w:r>
+        <w:rPr>
+          <w:rFonts w:hAnsi="宋体" w:cs="宋体" w:hint="eastAsia"/>
+          <w:sz w:val="30"/>
+          <w:szCs w:val="30"/>
+          <w:u w:val="single"/>
+        </w:rPr>
+        <w:t>问：根据你单位掌握的情况，请陈述一下</w:t>
+      </w:r>
+      <w:r>
+        <w:rPr>
+          <w:rFonts w:hAnsi="宋体" w:cs="宋体" w:hint="eastAsia"/>
+          <w:sz w:val="30"/>
+          <w:szCs w:val="30"/>
+          <w:u w:val="single"/>
+        </w:rPr>
+        <w:t>{受伤职工}</w:t>
+      </w:r>
+      <w:r>
+        <w:rPr>
+          <w:rFonts w:hAnsi="宋体" w:cs="宋体" w:hint="eastAsia"/>
+          <w:sz w:val="30"/>
+          <w:szCs w:val="30"/>
+          <w:u w:val="single"/>
+        </w:rPr>
+        <w:t>受伤的时间、地点、原因和经过。</w:t>
+      </w:r>
+    </w:p>
+    <w:p>
+      <w:pPr>
+        <w:pStyle w:val="a3"/>
+        <w:spacing w:line="520" w:lineRule="exact"/>
+        <w:rPr>
+          <w:rFonts w:hAnsi="宋体" w:cs="宋体"/>
+          <w:sz w:val="30"/>
+          <w:szCs w:val="30"/>
+          <w:u w:val="single"/>
+        </w:rPr>
+      </w:pPr>
+      <w:r>
+        <w:rPr>
+          <w:rFonts w:hAnsi="宋体" w:cs="宋体" w:hint="eastAsia"/>
+          <w:sz w:val="30"/>
+          <w:szCs w:val="30"/>
+          <w:u w:val="single"/>
+        </w:rPr>
+        <w:t>答：根据我们事后了解，事情发生在XXXX年XX月XX日下午约14:20左右，地点在【某市XX区XX路】。当时他刚刚结束与客户【某公司名称】的会议，在返回住宿酒店的途中。他正常行走在人行道上时，被一辆失控冲上人行道的电动自行车撞倒，导致左脚踝骨折。</w:t>
+      </w:r>
+    </w:p>
+    <w:p>
+      <w:pPr>
+        <w:pStyle w:val="a3"/>
+        <w:spacing w:line="520" w:lineRule="exact"/>
+        <w:rPr>
+          <w:rFonts w:hAnsi="宋体" w:cs="宋体"/>
+          <w:sz w:val="30"/>
+          <w:szCs w:val="30"/>
+          <w:u w:val="single"/>
+        </w:rPr>
+      </w:pPr>
+      <w:r>
+        <w:rPr>
+          <w:rFonts w:hAnsi="宋体" w:cs="宋体" w:hint="eastAsia"/>
+          <w:sz w:val="30"/>
+          <w:szCs w:val="30"/>
+          <w:u w:val="single"/>
+        </w:rPr>
+        <w:t>问：据你单位了解，他当时在返回酒店的途中，此行是否与外出工作任务有关？</w:t>
+      </w:r>
+    </w:p>
+    <w:p>
+      <w:pPr>
+        <w:pStyle w:val="a3"/>
+        <w:spacing w:line="520" w:lineRule="exact"/>
+        <w:rPr>
+          <w:rFonts w:hAnsi="宋体" w:cs="宋体"/>
+          <w:sz w:val="30"/>
+          <w:szCs w:val="30"/>
+          <w:u w:val="single"/>
+        </w:rPr>
+      </w:pPr>
+      <w:r>
+        <w:rPr>
+          <w:rFonts w:hAnsi="宋体" w:cs="宋体" w:hint="eastAsia"/>
+          <w:sz w:val="30"/>
+          <w:szCs w:val="30"/>
+          <w:u w:val="single"/>
+        </w:rPr>
+        <w:t>答：有直接关系。 他返回酒店是为了处理工作邮件、整理当天的会议纪要并为第二天的谈判做准备，这完全是为了完成本次出差的工作任务，并非办理私人事务。</w:t>
+      </w:r>
+    </w:p>
+    <w:p>
+      <w:pPr>
+        <w:pStyle w:val="a3"/>
+        <w:spacing w:line="520" w:lineRule="exact"/>
+        <w:rPr>
+          <w:rFonts w:hAnsi="宋体" w:cs="宋体"/>
+          <w:sz w:val="30"/>
+          <w:szCs w:val="30"/>
+          <w:u w:val="single"/>
+        </w:rPr>
+      </w:pPr>
+      <w:r>
+        <w:rPr>
+          <w:rFonts w:hAnsi="宋体" w:cs="宋体" w:hint="eastAsia"/>
+          <w:sz w:val="30"/>
+          <w:szCs w:val="30"/>
+          <w:u w:val="single"/>
+        </w:rPr>
+        <w:t>问：现场有无监控拍到</w:t>
+      </w:r>
+      <w:r>
+        <w:rPr>
+          <w:rFonts w:hAnsi="宋体" w:cs="宋体" w:hint="eastAsia"/>
+          <w:sz w:val="30"/>
+          <w:szCs w:val="30"/>
+          <w:u w:val="single"/>
+        </w:rPr>
+        <w:t>{受伤职工}</w:t>
+      </w:r>
+      <w:r>
+        <w:rPr>
+          <w:rFonts w:hAnsi="宋体" w:cs="宋体" w:hint="eastAsia"/>
+          <w:sz w:val="30"/>
+          <w:szCs w:val="30"/>
+          <w:u w:val="single"/>
+        </w:rPr>
+        <w:t>的受伤经过？</w:t>
+      </w:r>
+    </w:p>
+    <w:p>
+      <w:pPr>
+        <w:pStyle w:val="a3"/>
+        <w:spacing w:line="520" w:lineRule="exact"/>
+        <w:rPr>
+          <w:rFonts w:hAnsi="宋体" w:cs="宋体"/>
+          <w:sz w:val="30"/>
+          <w:szCs w:val="30"/>
+          <w:u w:val="single"/>
+        </w:rPr>
+      </w:pPr>
+      <w:r>
+        <w:rPr>
+          <w:rFonts w:hAnsi="宋体" w:cs="宋体" w:hint="eastAsia"/>
+          <w:sz w:val="30"/>
+          <w:szCs w:val="30"/>
+          <w:u w:val="single"/>
+        </w:rPr>
         <w:lastRenderedPageBreak/>
-        <w:t>问：你们公司和</w:t>
-      </w:r>
-      <w:r>
-        <w:rPr>
-          <w:rFonts w:hAnsi="宋体" w:cs="宋体" w:hint="eastAsia"/>
-          <w:sz w:val="30"/>
-          <w:szCs w:val="30"/>
-          <w:u w:val="single"/>
-        </w:rPr>
-        <w:t>{受伤职工}</w:t>
-      </w:r>
-      <w:r>
-        <w:rPr>
-          <w:rFonts w:hAnsi="宋体" w:cs="宋体" w:hint="eastAsia"/>
-          <w:sz w:val="30"/>
-          <w:szCs w:val="30"/>
-          <w:u w:val="single"/>
-        </w:rPr>
-        <w:t>有签订劳动合同吗？</w:t>
-      </w:r>
-    </w:p>
-    <w:p>
-      <w:pPr>
-        <w:pStyle w:val="a3"/>
-        <w:spacing w:line="520" w:lineRule="exact"/>
-        <w:rPr>
-          <w:rFonts w:hAnsi="宋体" w:cs="宋体"/>
-          <w:sz w:val="30"/>
-          <w:szCs w:val="30"/>
-          <w:u w:val="single"/>
-        </w:rPr>
-      </w:pPr>
-      <w:r>
-        <w:rPr>
-          <w:rFonts w:hAnsi="宋体" w:cs="宋体" w:hint="eastAsia"/>
-          <w:sz w:val="30"/>
-          <w:szCs w:val="30"/>
-          <w:u w:val="single"/>
-        </w:rPr>
-        <w:t>答：是的，他是我们公司的业务经理。双方签有书面劳动合同，公司也依法为他参加了工伤保险。</w:t>
-      </w:r>
-    </w:p>
-    <w:p>
-      <w:pPr>
-        <w:pStyle w:val="a3"/>
-        <w:spacing w:line="520" w:lineRule="exact"/>
-        <w:rPr>
-          <w:rFonts w:hAnsi="宋体" w:cs="宋体"/>
-          <w:sz w:val="30"/>
-          <w:szCs w:val="30"/>
-          <w:u w:val="single"/>
-        </w:rPr>
-      </w:pPr>
-      <w:r>
-        <w:rPr>
-          <w:rFonts w:hAnsi="宋体" w:cs="宋体" w:hint="eastAsia"/>
-          <w:sz w:val="30"/>
-          <w:szCs w:val="30"/>
-          <w:u w:val="single"/>
-        </w:rPr>
-        <w:t>问：XXXX年XX月XX日至XX日期间，</w:t>
-      </w:r>
-      <w:r>
-        <w:rPr>
-          <w:rFonts w:hAnsi="宋体" w:cs="宋体" w:hint="eastAsia"/>
-          <w:sz w:val="30"/>
-          <w:szCs w:val="30"/>
-          <w:u w:val="single"/>
-        </w:rPr>
-        <w:t>{受伤职工}</w:t>
-      </w:r>
-      <w:r>
-        <w:rPr>
-          <w:rFonts w:hAnsi="宋体" w:cs="宋体" w:hint="eastAsia"/>
-          <w:sz w:val="30"/>
-          <w:szCs w:val="30"/>
-          <w:u w:val="single"/>
-        </w:rPr>
-        <w:t>是否因公外出？此次外出的任务是什么？</w:t>
-      </w:r>
-    </w:p>
-    <w:p>
-      <w:pPr>
-        <w:pStyle w:val="a3"/>
-        <w:spacing w:line="520" w:lineRule="exact"/>
-        <w:rPr>
-          <w:rFonts w:hAnsi="宋体" w:cs="宋体"/>
-          <w:sz w:val="30"/>
-          <w:szCs w:val="30"/>
-          <w:u w:val="single"/>
-        </w:rPr>
-      </w:pPr>
-      <w:r>
-        <w:rPr>
-          <w:rFonts w:hAnsi="宋体" w:cs="宋体" w:hint="eastAsia"/>
-          <w:sz w:val="30"/>
-          <w:szCs w:val="30"/>
-          <w:u w:val="single"/>
-        </w:rPr>
-        <w:t>答：是的。根据公司的安排，他于上述期间出差前往【某市】，此次外出的工作任务是与客户【某公司名称】洽谈【某项目名称】的合作协议。</w:t>
-      </w:r>
-    </w:p>
-    <w:p>
-      <w:pPr>
-        <w:pStyle w:val="a3"/>
-        <w:spacing w:line="520" w:lineRule="exact"/>
-        <w:rPr>
-          <w:rFonts w:hAnsi="宋体" w:cs="宋体"/>
-          <w:sz w:val="30"/>
-          <w:szCs w:val="30"/>
-          <w:u w:val="single"/>
-        </w:rPr>
-      </w:pPr>
-      <w:r>
-        <w:rPr>
-          <w:rFonts w:hAnsi="宋体" w:cs="宋体" w:hint="eastAsia"/>
-          <w:sz w:val="30"/>
-          <w:szCs w:val="30"/>
-          <w:u w:val="single"/>
-        </w:rPr>
-        <w:t>问：此次外出是职工个人行为还是公司指派的公务？有何依据？</w:t>
-      </w:r>
-    </w:p>
-    <w:p>
-      <w:pPr>
-        <w:pStyle w:val="a3"/>
-        <w:spacing w:line="520" w:lineRule="exact"/>
-        <w:rPr>
-          <w:rFonts w:hAnsi="宋体" w:cs="宋体"/>
-          <w:sz w:val="30"/>
-          <w:szCs w:val="30"/>
-          <w:u w:val="single"/>
-        </w:rPr>
-      </w:pPr>
-      <w:r>
-        <w:rPr>
-          <w:rFonts w:hAnsi="宋体" w:cs="宋体" w:hint="eastAsia"/>
-          <w:sz w:val="30"/>
-          <w:szCs w:val="30"/>
-          <w:u w:val="single"/>
-        </w:rPr>
-        <w:t>答：完全是公司指派的公务。 公司有正式的出差审批单，并且他出差结束后需要凭交通票据和住宿发票回公司报销差旅费用，这些都可以证明。</w:t>
-      </w:r>
-    </w:p>
-    <w:p>
-      <w:pPr>
-        <w:pStyle w:val="a3"/>
-        <w:spacing w:line="520" w:lineRule="exact"/>
-        <w:rPr>
-          <w:rFonts w:hAnsi="宋体" w:cs="宋体"/>
-          <w:sz w:val="30"/>
-          <w:szCs w:val="30"/>
-          <w:u w:val="single"/>
-        </w:rPr>
-      </w:pPr>
-      <w:r>
-        <w:rPr>
-          <w:rFonts w:hAnsi="宋体" w:cs="宋体" w:hint="eastAsia"/>
-          <w:sz w:val="30"/>
-          <w:szCs w:val="30"/>
-          <w:u w:val="single"/>
-        </w:rPr>
-        <w:t>问：根据你单位掌握的情况，请陈述一下</w:t>
-      </w:r>
-      <w:r>
-        <w:rPr>
-          <w:rFonts w:hAnsi="宋体" w:cs="宋体" w:hint="eastAsia"/>
-          <w:sz w:val="30"/>
-          <w:szCs w:val="30"/>
-          <w:u w:val="single"/>
-        </w:rPr>
-        <w:t>{受伤职工}</w:t>
-      </w:r>
-      <w:r>
-        <w:rPr>
-          <w:rFonts w:hAnsi="宋体" w:cs="宋体" w:hint="eastAsia"/>
-          <w:sz w:val="30"/>
-          <w:szCs w:val="30"/>
-          <w:u w:val="single"/>
-        </w:rPr>
-        <w:t>受伤的时间、地点、原因和经过。</w:t>
-      </w:r>
-    </w:p>
-    <w:p>
-      <w:pPr>
-        <w:pStyle w:val="a3"/>
-        <w:spacing w:line="520" w:lineRule="exact"/>
-        <w:rPr>
-          <w:rFonts w:hAnsi="宋体" w:cs="宋体"/>
-          <w:sz w:val="30"/>
-          <w:szCs w:val="30"/>
-          <w:u w:val="single"/>
-        </w:rPr>
-      </w:pPr>
-      <w:r>
-        <w:rPr>
-          <w:rFonts w:hAnsi="宋体" w:cs="宋体" w:hint="eastAsia"/>
-          <w:sz w:val="30"/>
-          <w:szCs w:val="30"/>
-          <w:u w:val="single"/>
-        </w:rPr>
-        <w:t>答：根据我们事后了解，事情发生在XXXX年XX月XX日下午约14:20左右，地点在【某市XX区XX路】。当时他刚刚结束与客户【某公司名称】的会议，在返回住宿酒店的途中。他正常行走在人行道上时，被一辆失控冲上人行道的电动自行车撞倒，导致左脚踝骨折。</w:t>
-      </w:r>
-    </w:p>
-    <w:p>
-      <w:pPr>
-        <w:pStyle w:val="a3"/>
-        <w:spacing w:line="520" w:lineRule="exact"/>
-        <w:rPr>
-          <w:rFonts w:hAnsi="宋体" w:cs="宋体"/>
-          <w:sz w:val="30"/>
-          <w:szCs w:val="30"/>
-          <w:u w:val="single"/>
-        </w:rPr>
-      </w:pPr>
-      <w:r>
-        <w:rPr>
-          <w:rFonts w:hAnsi="宋体" w:cs="宋体" w:hint="eastAsia"/>
-          <w:sz w:val="30"/>
-          <w:szCs w:val="30"/>
-          <w:u w:val="single"/>
-        </w:rPr>
-        <w:t>问：据你单位了解，他当时在返回酒店的途中，此行是否与外出工作任务有关？</w:t>
-      </w:r>
-    </w:p>
-    <w:p>
-      <w:pPr>
-        <w:pStyle w:val="a3"/>
-        <w:spacing w:line="520" w:lineRule="exact"/>
-        <w:rPr>
-          <w:rFonts w:hAnsi="宋体" w:cs="宋体"/>
-          <w:sz w:val="30"/>
-          <w:szCs w:val="30"/>
-          <w:u w:val="single"/>
-        </w:rPr>
-      </w:pPr>
-      <w:r>
-        <w:rPr>
-          <w:rFonts w:hAnsi="宋体" w:cs="宋体" w:hint="eastAsia"/>
-          <w:sz w:val="30"/>
-          <w:szCs w:val="30"/>
-          <w:u w:val="single"/>
-        </w:rPr>
-        <w:t>答：有直接关系。 他返回酒店是为了处理工作邮件、整理当天的会议纪要并为第二天的谈判做准备，这完全是为了完成本次出差的工作任务，并非办理私人事务。</w:t>
-      </w:r>
-    </w:p>
-    <w:p>
-      <w:pPr>
-        <w:pStyle w:val="a3"/>
-        <w:spacing w:line="520" w:lineRule="exact"/>
-        <w:rPr>
-          <w:rFonts w:hAnsi="宋体" w:cs="宋体"/>
-          <w:sz w:val="30"/>
-          <w:szCs w:val="30"/>
-          <w:u w:val="single"/>
-        </w:rPr>
-      </w:pPr>
-      <w:r>
-        <w:rPr>
-          <w:rFonts w:hAnsi="宋体" w:cs="宋体" w:hint="eastAsia"/>
-          <w:sz w:val="30"/>
-          <w:szCs w:val="30"/>
-          <w:u w:val="single"/>
-        </w:rPr>
-        <w:t>问：现场有无监控拍到</w:t>
-      </w:r>
-      <w:r>
-        <w:rPr>
-          <w:rFonts w:hAnsi="宋体" w:cs="宋体" w:hint="eastAsia"/>
-          <w:sz w:val="30"/>
-          <w:szCs w:val="30"/>
-          <w:u w:val="single"/>
-        </w:rPr>
-        <w:t>{受伤职工}</w:t>
-      </w:r>
-      <w:r>
-        <w:rPr>
-          <w:rFonts w:hAnsi="宋体" w:cs="宋体" w:hint="eastAsia"/>
-          <w:sz w:val="30"/>
-          <w:szCs w:val="30"/>
-          <w:u w:val="single"/>
-        </w:rPr>
-        <w:t>的受伤经过？</w:t>
-      </w:r>
-    </w:p>
-    <w:p>
-      <w:pPr>
-        <w:pStyle w:val="a3"/>
-        <w:spacing w:line="520" w:lineRule="exact"/>
-        <w:rPr>
-          <w:rFonts w:hAnsi="宋体" w:cs="宋体"/>
-          <w:sz w:val="30"/>
-          <w:szCs w:val="30"/>
-          <w:u w:val="single"/>
-        </w:rPr>
-      </w:pPr>
-      <w:r>
-        <w:rPr>
-          <w:rFonts w:hAnsi="宋体" w:cs="宋体" w:hint="eastAsia"/>
-          <w:sz w:val="30"/>
-          <w:szCs w:val="30"/>
-          <w:u w:val="single"/>
-        </w:rPr>
         <w:t>答：现场是没有监控的。</w:t>
       </w:r>
     </w:p>
@@ -1034,7 +1059,6 @@
           <w:szCs w:val="30"/>
           <w:u w:val="single"/>
         </w:rPr>
-        <w:lastRenderedPageBreak/>
         <w:t>问：事故发生后，单位是如何得知并处理的？</w:t>
       </w:r>
     </w:p>

--- a/templates/法人谈话笔录（因工外出案件）.docx
+++ b/templates/法人谈话笔录（因工外出案件）.docx
@@ -89,7 +89,7 @@
           <w:szCs w:val="30"/>
           <w:u w:val="single"/>
         </w:rPr>
-        <w:t>{</w:t>
+        <w:t>{{</w:t>
       </w:r>
       <w:r>
         <w:rPr>
@@ -107,16 +107,34 @@
           <w:szCs w:val="30"/>
           <w:u w:val="single"/>
         </w:rPr>
-        <w:t>}</w:t>
-      </w:r>
-      <w:r>
-        <w:rPr>
-          <w:rFonts w:hAnsi="宋体" w:cs="宋体" w:hint="eastAsia"/>
-          <w:sz w:val="30"/>
-          <w:szCs w:val="30"/>
-          <w:u w:val="single"/>
-        </w:rPr>
-        <w:t>{当前时间}</w:t>
+        <w:t>}}</w:t>
+      </w:r>
+      <w:r>
+        <w:rPr>
+          <w:rFonts w:hAnsi="宋体" w:cs="宋体" w:hint="eastAsia"/>
+          <w:sz w:val="30"/>
+          <w:szCs w:val="30"/>
+          <w:u w:val="single"/>
+        </w:rPr>
+        <w:t>{{</w:t>
+      </w:r>
+      <w:r>
+        <w:rPr>
+          <w:rFonts w:hAnsi="宋体" w:cs="宋体" w:hint="eastAsia"/>
+          <w:sz w:val="30"/>
+          <w:szCs w:val="30"/>
+          <w:u w:val="single"/>
+        </w:rPr>
+        <w:t>当前时间</w:t>
+      </w:r>
+      <w:r>
+        <w:rPr>
+          <w:rFonts w:hAnsi="宋体" w:cs="宋体" w:hint="eastAsia"/>
+          <w:sz w:val="30"/>
+          <w:szCs w:val="30"/>
+          <w:u w:val="single"/>
+        </w:rPr>
+        <w:t>}}</w:t>
       </w:r>
     </w:p>
     <w:p>
@@ -184,7 +202,7 @@
           <w:szCs w:val="30"/>
           <w:u w:val="single"/>
         </w:rPr>
-        <w:t>{</w:t>
+        <w:t>{{</w:t>
       </w:r>
       <w:r>
         <w:rPr>
@@ -202,7 +220,7 @@
           <w:szCs w:val="30"/>
           <w:u w:val="single"/>
         </w:rPr>
-        <w:t>}</w:t>
+        <w:t>}}</w:t>
       </w:r>
       <w:bookmarkEnd w:id="0"/>
       <w:r>
@@ -229,7 +247,43 @@
           <w:szCs w:val="30"/>
           <w:u w:val="single"/>
         </w:rPr>
-        <w:t xml:space="preserve"> {法人性别} </w:t>
+        <w:t xml:space="preserve"> </w:t>
+      </w:r>
+      <w:r>
+        <w:rPr>
+          <w:rFonts w:hAnsi="宋体" w:cs="宋体" w:hint="eastAsia"/>
+          <w:sz w:val="30"/>
+          <w:szCs w:val="30"/>
+          <w:u w:val="single"/>
+        </w:rPr>
+        <w:t>{{</w:t>
+      </w:r>
+      <w:r>
+        <w:rPr>
+          <w:rFonts w:hAnsi="宋体" w:cs="宋体" w:hint="eastAsia"/>
+          <w:sz w:val="30"/>
+          <w:szCs w:val="30"/>
+          <w:u w:val="single"/>
+        </w:rPr>
+        <w:t>法人性别</w:t>
+      </w:r>
+      <w:r>
+        <w:rPr>
+          <w:rFonts w:hAnsi="宋体" w:cs="宋体" w:hint="eastAsia"/>
+          <w:sz w:val="30"/>
+          <w:szCs w:val="30"/>
+          <w:u w:val="single"/>
+        </w:rPr>
+        <w:t>}}</w:t>
+      </w:r>
+      <w:r>
+        <w:rPr>
+          <w:rFonts w:hAnsi="宋体" w:cs="宋体" w:hint="eastAsia"/>
+          <w:sz w:val="30"/>
+          <w:szCs w:val="30"/>
+          <w:u w:val="single"/>
+        </w:rPr>
+        <w:t xml:space="preserve"> </w:t>
       </w:r>
       <w:r>
         <w:rPr>
@@ -246,7 +300,43 @@
           <w:szCs w:val="30"/>
           <w:u w:val="single"/>
         </w:rPr>
-        <w:t xml:space="preserve"> {法人年龄} </w:t>
+        <w:t xml:space="preserve"> </w:t>
+      </w:r>
+      <w:r>
+        <w:rPr>
+          <w:rFonts w:hAnsi="宋体" w:cs="宋体" w:hint="eastAsia"/>
+          <w:sz w:val="30"/>
+          <w:szCs w:val="30"/>
+          <w:u w:val="single"/>
+        </w:rPr>
+        <w:t>{{</w:t>
+      </w:r>
+      <w:r>
+        <w:rPr>
+          <w:rFonts w:hAnsi="宋体" w:cs="宋体" w:hint="eastAsia"/>
+          <w:sz w:val="30"/>
+          <w:szCs w:val="30"/>
+          <w:u w:val="single"/>
+        </w:rPr>
+        <w:t>法人年龄</w:t>
+      </w:r>
+      <w:r>
+        <w:rPr>
+          <w:rFonts w:hAnsi="宋体" w:cs="宋体" w:hint="eastAsia"/>
+          <w:sz w:val="30"/>
+          <w:szCs w:val="30"/>
+          <w:u w:val="single"/>
+        </w:rPr>
+        <w:t>}}</w:t>
+      </w:r>
+      <w:r>
+        <w:rPr>
+          <w:rFonts w:hAnsi="宋体" w:cs="宋体" w:hint="eastAsia"/>
+          <w:sz w:val="30"/>
+          <w:szCs w:val="30"/>
+          <w:u w:val="single"/>
+        </w:rPr>
+        <w:t xml:space="preserve"> </w:t>
       </w:r>
     </w:p>
     <w:p>
@@ -292,17 +382,44 @@
           <w:szCs w:val="30"/>
           <w:u w:val="single"/>
         </w:rPr>
-        <w:t xml:space="preserve"> {法人身份证}</w:t>
-      </w:r>
-      <w:r>
-        <w:rPr>
-          <w:rFonts w:hAnsi="宋体" w:cs="宋体"/>
-          <w:sz w:val="30"/>
-          <w:szCs w:val="30"/>
-          <w:u w:val="single"/>
-        </w:rPr>
         <w:t xml:space="preserve"> </w:t>
       </w:r>
+      <w:r>
+        <w:rPr>
+          <w:rFonts w:hAnsi="宋体" w:cs="宋体" w:hint="eastAsia"/>
+          <w:sz w:val="30"/>
+          <w:szCs w:val="30"/>
+          <w:u w:val="single"/>
+        </w:rPr>
+        <w:t>{{</w:t>
+      </w:r>
+      <w:r>
+        <w:rPr>
+          <w:rFonts w:hAnsi="宋体" w:cs="宋体" w:hint="eastAsia"/>
+          <w:sz w:val="30"/>
+          <w:szCs w:val="30"/>
+          <w:u w:val="single"/>
+        </w:rPr>
+        <w:t>法人身份证</w:t>
+      </w:r>
+      <w:r>
+        <w:rPr>
+          <w:rFonts w:hAnsi="宋体" w:cs="宋体" w:hint="eastAsia"/>
+          <w:sz w:val="30"/>
+          <w:szCs w:val="30"/>
+          <w:u w:val="single"/>
+        </w:rPr>
+        <w:t>}}</w:t>
+      </w:r>
+      <w:r>
+        <w:rPr>
+          <w:rFonts w:hAnsi="宋体" w:cs="宋体"/>
+          <w:sz w:val="30"/>
+          <w:szCs w:val="30"/>
+          <w:u w:val="single"/>
+        </w:rPr>
+        <w:t xml:space="preserve"> </w:t>
+      </w:r>
     </w:p>
     <w:p>
       <w:pPr>
@@ -330,7 +447,25 @@
           <w:szCs w:val="30"/>
           <w:u w:val="single"/>
         </w:rPr>
-        <w:t>{法人身份证地址}</w:t>
+        <w:t>{{</w:t>
+      </w:r>
+      <w:r>
+        <w:rPr>
+          <w:rFonts w:hAnsi="宋体" w:cs="宋体" w:hint="eastAsia"/>
+          <w:sz w:val="30"/>
+          <w:szCs w:val="30"/>
+          <w:u w:val="single"/>
+        </w:rPr>
+        <w:t>法人身份证地址</w:t>
+      </w:r>
+      <w:r>
+        <w:rPr>
+          <w:rFonts w:hAnsi="宋体" w:cs="宋体" w:hint="eastAsia"/>
+          <w:sz w:val="30"/>
+          <w:szCs w:val="30"/>
+          <w:u w:val="single"/>
+        </w:rPr>
+        <w:t>}}</w:t>
       </w:r>
     </w:p>
     <w:p>
@@ -367,7 +502,23 @@
           <w:szCs w:val="30"/>
           <w:u w:val="single"/>
         </w:rPr>
-        <w:t>{用人单位}</w:t>
+        <w:t>{{</w:t>
+      </w:r>
+      <w:r>
+        <w:rPr>
+          <w:sz w:val="30"/>
+          <w:szCs w:val="30"/>
+          <w:u w:val="single"/>
+        </w:rPr>
+        <w:t>用人单位</w:t>
+      </w:r>
+      <w:r>
+        <w:rPr>
+          <w:sz w:val="30"/>
+          <w:szCs w:val="30"/>
+          <w:u w:val="single"/>
+        </w:rPr>
+        <w:t>}}</w:t>
       </w:r>
       <w:r>
         <w:rPr>
@@ -393,7 +544,43 @@
           <w:szCs w:val="30"/>
           <w:u w:val="single"/>
         </w:rPr>
-        <w:t xml:space="preserve">   {法人岗位}      </w:t>
+        <w:t xml:space="preserve">   </w:t>
+      </w:r>
+      <w:r>
+        <w:rPr>
+          <w:rFonts w:hAnsi="宋体" w:cs="宋体" w:hint="eastAsia"/>
+          <w:sz w:val="30"/>
+          <w:szCs w:val="30"/>
+          <w:u w:val="single"/>
+        </w:rPr>
+        <w:t>{{</w:t>
+      </w:r>
+      <w:r>
+        <w:rPr>
+          <w:rFonts w:hAnsi="宋体" w:cs="宋体" w:hint="eastAsia"/>
+          <w:sz w:val="30"/>
+          <w:szCs w:val="30"/>
+          <w:u w:val="single"/>
+        </w:rPr>
+        <w:t>法人岗位</w:t>
+      </w:r>
+      <w:r>
+        <w:rPr>
+          <w:rFonts w:hAnsi="宋体" w:cs="宋体" w:hint="eastAsia"/>
+          <w:sz w:val="30"/>
+          <w:szCs w:val="30"/>
+          <w:u w:val="single"/>
+        </w:rPr>
+        <w:t>}}</w:t>
+      </w:r>
+      <w:r>
+        <w:rPr>
+          <w:rFonts w:hAnsi="宋体" w:cs="宋体" w:hint="eastAsia"/>
+          <w:sz w:val="30"/>
+          <w:szCs w:val="30"/>
+          <w:u w:val="single"/>
+        </w:rPr>
+        <w:t xml:space="preserve">      </w:t>
       </w:r>
     </w:p>
     <w:p>
@@ -422,7 +609,43 @@
           <w:szCs w:val="30"/>
           <w:u w:val="single"/>
         </w:rPr>
-        <w:t xml:space="preserve">   {法人电话}   </w:t>
+        <w:t xml:space="preserve">   </w:t>
+      </w:r>
+      <w:r>
+        <w:rPr>
+          <w:rFonts w:hAnsi="宋体" w:cs="宋体" w:hint="eastAsia"/>
+          <w:sz w:val="30"/>
+          <w:szCs w:val="30"/>
+          <w:u w:val="single"/>
+        </w:rPr>
+        <w:t>{{</w:t>
+      </w:r>
+      <w:r>
+        <w:rPr>
+          <w:rFonts w:hAnsi="宋体" w:cs="宋体" w:hint="eastAsia"/>
+          <w:sz w:val="30"/>
+          <w:szCs w:val="30"/>
+          <w:u w:val="single"/>
+        </w:rPr>
+        <w:t>法人电话</w:t>
+      </w:r>
+      <w:r>
+        <w:rPr>
+          <w:rFonts w:hAnsi="宋体" w:cs="宋体" w:hint="eastAsia"/>
+          <w:sz w:val="30"/>
+          <w:szCs w:val="30"/>
+          <w:u w:val="single"/>
+        </w:rPr>
+        <w:t>}}</w:t>
+      </w:r>
+      <w:r>
+        <w:rPr>
+          <w:rFonts w:hAnsi="宋体" w:cs="宋体" w:hint="eastAsia"/>
+          <w:sz w:val="30"/>
+          <w:szCs w:val="30"/>
+          <w:u w:val="single"/>
+        </w:rPr>
+        <w:t xml:space="preserve">   </w:t>
       </w:r>
       <w:r>
         <w:rPr>
@@ -485,7 +708,34 @@
           <w:szCs w:val="30"/>
           <w:u w:val="single"/>
         </w:rPr>
-        <w:t xml:space="preserve">   {操作员}</w:t>
+        <w:t xml:space="preserve">   </w:t>
+      </w:r>
+      <w:r>
+        <w:rPr>
+          <w:rFonts w:hAnsi="宋体" w:cs="宋体" w:hint="eastAsia"/>
+          <w:sz w:val="30"/>
+          <w:szCs w:val="30"/>
+          <w:u w:val="single"/>
+        </w:rPr>
+        <w:t>{{</w:t>
+      </w:r>
+      <w:r>
+        <w:rPr>
+          <w:rFonts w:hAnsi="宋体" w:cs="宋体" w:hint="eastAsia"/>
+          <w:sz w:val="30"/>
+          <w:szCs w:val="30"/>
+          <w:u w:val="single"/>
+        </w:rPr>
+        <w:t>操作员</w:t>
+      </w:r>
+      <w:r>
+        <w:rPr>
+          <w:rFonts w:hAnsi="宋体" w:cs="宋体" w:hint="eastAsia"/>
+          <w:sz w:val="30"/>
+          <w:szCs w:val="30"/>
+          <w:u w:val="single"/>
+        </w:rPr>
+        <w:t>}}</w:t>
       </w:r>
       <w:bookmarkStart w:id="1" w:name="_GoBack"/>
       <w:bookmarkEnd w:id="1"/>
@@ -546,7 +796,29 @@
           <w:szCs w:val="30"/>
           <w:u w:val="single"/>
         </w:rPr>
-        <w:t>{受伤职工}</w:t>
+        <w:t>{{</w:t>
+      </w:r>
+      <w:r>
+        <w:rPr>
+          <w:rFonts w:hAnsi="宋体" w:cs="宋体" w:hint="eastAsia"/>
+          <w:b/>
+          <w:bCs/>
+          <w:sz w:val="30"/>
+          <w:szCs w:val="30"/>
+          <w:u w:val="single"/>
+        </w:rPr>
+        <w:t>受伤职工</w:t>
+      </w:r>
+      <w:r>
+        <w:rPr>
+          <w:rFonts w:hAnsi="宋体" w:cs="宋体" w:hint="eastAsia"/>
+          <w:b/>
+          <w:bCs/>
+          <w:sz w:val="30"/>
+          <w:szCs w:val="30"/>
+          <w:u w:val="single"/>
+        </w:rPr>
+        <w:t>}}</w:t>
       </w:r>
       <w:r>
         <w:rPr>
@@ -594,7 +866,7 @@
         </w:tabs>
         <w:spacing w:line="520" w:lineRule="exact"/>
         <w:rPr>
-          <w:rFonts w:hAnsi="宋体" w:cs="宋体" w:hint="eastAsia"/>
+          <w:rFonts w:hAnsi="宋体" w:cs="宋体"/>
           <w:sz w:val="30"/>
           <w:szCs w:val="30"/>
           <w:u w:val="single"/>
@@ -631,7 +903,34 @@
           <w:szCs w:val="30"/>
           <w:u w:val="single"/>
         </w:rPr>
-        <w:t>答：{自我介绍}</w:t>
+        <w:t>答：</w:t>
+      </w:r>
+      <w:r>
+        <w:rPr>
+          <w:rFonts w:hAnsi="宋体" w:cs="宋体" w:hint="eastAsia"/>
+          <w:sz w:val="30"/>
+          <w:szCs w:val="30"/>
+          <w:u w:val="single"/>
+        </w:rPr>
+        <w:t>{{</w:t>
+      </w:r>
+      <w:r>
+        <w:rPr>
+          <w:rFonts w:hAnsi="宋体" w:cs="宋体" w:hint="eastAsia"/>
+          <w:sz w:val="30"/>
+          <w:szCs w:val="30"/>
+          <w:u w:val="single"/>
+        </w:rPr>
+        <w:t>自我介绍</w:t>
+      </w:r>
+      <w:r>
+        <w:rPr>
+          <w:rFonts w:hAnsi="宋体" w:cs="宋体" w:hint="eastAsia"/>
+          <w:sz w:val="30"/>
+          <w:szCs w:val="30"/>
+          <w:u w:val="single"/>
+        </w:rPr>
+        <w:t>}}</w:t>
       </w:r>
     </w:p>
     <w:p>
@@ -664,7 +963,25 @@
           <w:szCs w:val="30"/>
           <w:u w:val="single"/>
         </w:rPr>
-        <w:t>{受伤职工}</w:t>
+        <w:t>{{</w:t>
+      </w:r>
+      <w:r>
+        <w:rPr>
+          <w:rFonts w:hAnsi="宋体" w:cs="宋体" w:hint="eastAsia"/>
+          <w:sz w:val="30"/>
+          <w:szCs w:val="30"/>
+          <w:u w:val="single"/>
+        </w:rPr>
+        <w:t>受伤职工</w:t>
+      </w:r>
+      <w:r>
+        <w:rPr>
+          <w:rFonts w:hAnsi="宋体" w:cs="宋体" w:hint="eastAsia"/>
+          <w:sz w:val="30"/>
+          <w:szCs w:val="30"/>
+          <w:u w:val="single"/>
+        </w:rPr>
+        <w:t>}}</w:t>
       </w:r>
       <w:r>
         <w:rPr>
@@ -704,7 +1021,25 @@
           <w:szCs w:val="30"/>
           <w:u w:val="single"/>
         </w:rPr>
-        <w:t>{受伤职工}</w:t>
+        <w:t>{{</w:t>
+      </w:r>
+      <w:r>
+        <w:rPr>
+          <w:rFonts w:hAnsi="宋体" w:cs="宋体" w:hint="eastAsia"/>
+          <w:sz w:val="30"/>
+          <w:szCs w:val="30"/>
+          <w:u w:val="single"/>
+        </w:rPr>
+        <w:t>受伤职工</w:t>
+      </w:r>
+      <w:r>
+        <w:rPr>
+          <w:rFonts w:hAnsi="宋体" w:cs="宋体" w:hint="eastAsia"/>
+          <w:sz w:val="30"/>
+          <w:szCs w:val="30"/>
+          <w:u w:val="single"/>
+        </w:rPr>
+        <w:t>}}</w:t>
       </w:r>
       <w:r>
         <w:rPr>
@@ -743,7 +1078,25 @@
           <w:szCs w:val="30"/>
           <w:u w:val="single"/>
         </w:rPr>
-        <w:t>{受伤职工}</w:t>
+        <w:t>{{</w:t>
+      </w:r>
+      <w:r>
+        <w:rPr>
+          <w:rFonts w:hAnsi="宋体" w:cs="宋体" w:hint="eastAsia"/>
+          <w:sz w:val="30"/>
+          <w:szCs w:val="30"/>
+          <w:u w:val="single"/>
+        </w:rPr>
+        <w:t>受伤职工</w:t>
+      </w:r>
+      <w:r>
+        <w:rPr>
+          <w:rFonts w:hAnsi="宋体" w:cs="宋体" w:hint="eastAsia"/>
+          <w:sz w:val="30"/>
+          <w:szCs w:val="30"/>
+          <w:u w:val="single"/>
+        </w:rPr>
+        <w:t>}}</w:t>
       </w:r>
       <w:r>
         <w:rPr>
@@ -803,7 +1156,25 @@
           <w:szCs w:val="30"/>
           <w:u w:val="single"/>
         </w:rPr>
-        <w:t>{受伤职工}</w:t>
+        <w:t>{{</w:t>
+      </w:r>
+      <w:r>
+        <w:rPr>
+          <w:rFonts w:hAnsi="宋体" w:cs="宋体" w:hint="eastAsia"/>
+          <w:sz w:val="30"/>
+          <w:szCs w:val="30"/>
+          <w:u w:val="single"/>
+        </w:rPr>
+        <w:t>受伤职工</w:t>
+      </w:r>
+      <w:r>
+        <w:rPr>
+          <w:rFonts w:hAnsi="宋体" w:cs="宋体" w:hint="eastAsia"/>
+          <w:sz w:val="30"/>
+          <w:szCs w:val="30"/>
+          <w:u w:val="single"/>
+        </w:rPr>
+        <w:t>}}</w:t>
       </w:r>
       <w:r>
         <w:rPr>
@@ -905,7 +1276,25 @@
           <w:szCs w:val="30"/>
           <w:u w:val="single"/>
         </w:rPr>
-        <w:t>{受伤职工}</w:t>
+        <w:t>{{</w:t>
+      </w:r>
+      <w:r>
+        <w:rPr>
+          <w:rFonts w:hAnsi="宋体" w:cs="宋体" w:hint="eastAsia"/>
+          <w:sz w:val="30"/>
+          <w:szCs w:val="30"/>
+          <w:u w:val="single"/>
+        </w:rPr>
+        <w:t>受伤职工</w:t>
+      </w:r>
+      <w:r>
+        <w:rPr>
+          <w:rFonts w:hAnsi="宋体" w:cs="宋体" w:hint="eastAsia"/>
+          <w:sz w:val="30"/>
+          <w:szCs w:val="30"/>
+          <w:u w:val="single"/>
+        </w:rPr>
+        <w:t>}}</w:t>
       </w:r>
       <w:r>
         <w:rPr>
@@ -1007,7 +1396,25 @@
           <w:szCs w:val="30"/>
           <w:u w:val="single"/>
         </w:rPr>
-        <w:t>{受伤职工}</w:t>
+        <w:t>{{</w:t>
+      </w:r>
+      <w:r>
+        <w:rPr>
+          <w:rFonts w:hAnsi="宋体" w:cs="宋体" w:hint="eastAsia"/>
+          <w:sz w:val="30"/>
+          <w:szCs w:val="30"/>
+          <w:u w:val="single"/>
+        </w:rPr>
+        <w:t>受伤职工</w:t>
+      </w:r>
+      <w:r>
+        <w:rPr>
+          <w:rFonts w:hAnsi="宋体" w:cs="宋体" w:hint="eastAsia"/>
+          <w:sz w:val="30"/>
+          <w:szCs w:val="30"/>
+          <w:u w:val="single"/>
+        </w:rPr>
+        <w:t>}}</w:t>
       </w:r>
       <w:r>
         <w:rPr>
@@ -1152,7 +1559,25 @@
           <w:szCs w:val="30"/>
           <w:u w:val="single"/>
         </w:rPr>
-        <w:t>{受伤职工}</w:t>
+        <w:t>{{</w:t>
+      </w:r>
+      <w:r>
+        <w:rPr>
+          <w:rFonts w:hAnsi="宋体" w:cs="宋体" w:hint="eastAsia"/>
+          <w:sz w:val="30"/>
+          <w:szCs w:val="30"/>
+          <w:u w:val="single"/>
+        </w:rPr>
+        <w:t>受伤职工</w:t>
+      </w:r>
+      <w:r>
+        <w:rPr>
+          <w:rFonts w:hAnsi="宋体" w:cs="宋体" w:hint="eastAsia"/>
+          <w:sz w:val="30"/>
+          <w:szCs w:val="30"/>
+          <w:u w:val="single"/>
+        </w:rPr>
+        <w:t>}}</w:t>
       </w:r>
       <w:r>
         <w:rPr>
@@ -1212,7 +1637,25 @@
           <w:szCs w:val="30"/>
           <w:u w:val="single"/>
         </w:rPr>
-        <w:t>{受伤职工}</w:t>
+        <w:t>{{</w:t>
+      </w:r>
+      <w:r>
+        <w:rPr>
+          <w:rFonts w:hAnsi="宋体" w:cs="宋体" w:hint="eastAsia"/>
+          <w:sz w:val="30"/>
+          <w:szCs w:val="30"/>
+          <w:u w:val="single"/>
+        </w:rPr>
+        <w:t>受伤职工</w:t>
+      </w:r>
+      <w:r>
+        <w:rPr>
+          <w:rFonts w:hAnsi="宋体" w:cs="宋体" w:hint="eastAsia"/>
+          <w:sz w:val="30"/>
+          <w:szCs w:val="30"/>
+          <w:u w:val="single"/>
+        </w:rPr>
+        <w:t>}}</w:t>
       </w:r>
       <w:r>
         <w:rPr>
@@ -1272,7 +1715,25 @@
           <w:szCs w:val="30"/>
           <w:u w:val="single"/>
         </w:rPr>
-        <w:t>{受伤职工}</w:t>
+        <w:t>{{</w:t>
+      </w:r>
+      <w:r>
+        <w:rPr>
+          <w:rFonts w:hAnsi="宋体" w:cs="宋体" w:hint="eastAsia"/>
+          <w:sz w:val="30"/>
+          <w:szCs w:val="30"/>
+          <w:u w:val="single"/>
+        </w:rPr>
+        <w:t>受伤职工</w:t>
+      </w:r>
+      <w:r>
+        <w:rPr>
+          <w:rFonts w:hAnsi="宋体" w:cs="宋体" w:hint="eastAsia"/>
+          <w:sz w:val="30"/>
+          <w:szCs w:val="30"/>
+          <w:u w:val="single"/>
+        </w:rPr>
+        <w:t>}}</w:t>
       </w:r>
       <w:r>
         <w:rPr>
@@ -1311,7 +1772,25 @@
           <w:szCs w:val="30"/>
           <w:u w:val="single"/>
         </w:rPr>
-        <w:t>{受伤职工}</w:t>
+        <w:t>{{</w:t>
+      </w:r>
+      <w:r>
+        <w:rPr>
+          <w:rFonts w:hAnsi="宋体" w:cs="宋体" w:hint="eastAsia"/>
+          <w:sz w:val="30"/>
+          <w:szCs w:val="30"/>
+          <w:u w:val="single"/>
+        </w:rPr>
+        <w:t>受伤职工</w:t>
+      </w:r>
+      <w:r>
+        <w:rPr>
+          <w:rFonts w:hAnsi="宋体" w:cs="宋体" w:hint="eastAsia"/>
+          <w:sz w:val="30"/>
+          <w:szCs w:val="30"/>
+          <w:u w:val="single"/>
+        </w:rPr>
+        <w:t>}}</w:t>
       </w:r>
       <w:r>
         <w:rPr>
@@ -1350,7 +1829,25 @@
           <w:szCs w:val="30"/>
           <w:u w:val="single"/>
         </w:rPr>
-        <w:t>{受伤职工}</w:t>
+        <w:t>{{</w:t>
+      </w:r>
+      <w:r>
+        <w:rPr>
+          <w:rFonts w:hAnsi="宋体" w:cs="宋体" w:hint="eastAsia"/>
+          <w:sz w:val="30"/>
+          <w:szCs w:val="30"/>
+          <w:u w:val="single"/>
+        </w:rPr>
+        <w:t>受伤职工</w:t>
+      </w:r>
+      <w:r>
+        <w:rPr>
+          <w:rFonts w:hAnsi="宋体" w:cs="宋体" w:hint="eastAsia"/>
+          <w:sz w:val="30"/>
+          <w:szCs w:val="30"/>
+          <w:u w:val="single"/>
+        </w:rPr>
+        <w:t>}}</w:t>
       </w:r>
       <w:r>
         <w:rPr>
